--- a/report/Индивидуальное_задание_Филадельфов_09-535_2_сем.docx
+++ b/report/Индивидуальное_задание_Филадельфов_09-535_2_сем.docx
@@ -275,7 +275,27 @@
           <w:szCs w:val="28"/>
           <w:u w:val="single"/>
         </w:rPr>
-        <w:t xml:space="preserve">учебную (научно-исследовательская работа (получение первичных навыков научно-исследовательской работы)) </w:t>
+        <w:t>учебную (научно-исследовательская работа (получение первичных навыков научно-исследовательской работы</w:t>
+      </w:r>
+      <w:proofErr w:type="gramStart"/>
+      <w:r>
+        <w:rPr>
+          <w:b/>
+          <w:bCs/>
+          <w:sz w:val="28"/>
+          <w:szCs w:val="28"/>
+          <w:u w:val="single"/>
+        </w:rPr>
+        <w:t xml:space="preserve">))</w:t>
+      </w:r>
+      <w:r>
+        <w:rPr>
+          <w:b/>
+          <w:bCs/>
+          <w:sz w:val="28"/>
+          <w:szCs w:val="28"/>
+        </w:rPr>
+        <w:t xml:space="preserve"> </w:t>
       </w:r>
       <w:r>
         <w:rPr>
@@ -286,6 +306,7 @@
         </w:rPr>
         <w:t xml:space="preserve"> практику</w:t>
       </w:r>
+      <w:proofErr w:type="gramEnd"/>
     </w:p>
     <w:p>
       <w:pPr>
@@ -388,7 +409,15 @@
           <w:szCs w:val="26"/>
           <w:u w:val="single"/>
         </w:rPr>
-        <w:t xml:space="preserve">02.04.02 Фундаментальная информатика и информационные технологии, магистерская программа «Машинное обучение и компьютерное зрение». </w:t>
+        <w:t xml:space="preserve">02.04.02 Фундаментальная информатика и информационные технологии, магистерская программа «Машинное обучение и компьютерное зрение».</w:t>
+      </w:r>
+      <w:r>
+        <w:rPr>
+          <w:bCs/>
+          <w:sz w:val="26"/>
+          <w:szCs w:val="26"/>
+        </w:rPr>
+        <w:t xml:space="preserve"> </w:t>
       </w:r>
     </w:p>
     <w:p>
@@ -403,6 +432,9 @@
     </w:p>
     <w:p>
       <w:pPr>
+        <w:tabs>
+          <w:tab w:val="right" w:pos="9921"/>
+        </w:tabs>
         <w:rPr>
           <w:sz w:val="26"/>
           <w:szCs w:val="26"/>
@@ -414,7 +446,16 @@
           <w:sz w:val="26"/>
           <w:szCs w:val="26"/>
         </w:rPr>
-        <w:t>Место прохождения практики</w:t>
+        <w:t xml:space="preserve">Место прохождения </w:t>
+      </w:r>
+      <w:proofErr w:type="gramStart"/>
+      <w:r>
+        <w:rPr>
+          <w:bCs/>
+          <w:sz w:val="26"/>
+          <w:szCs w:val="26"/>
+        </w:rPr>
+        <w:t>практики</w:t>
       </w:r>
       <w:r>
         <w:rPr>
@@ -436,7 +477,16 @@
           <w:szCs w:val="26"/>
           <w:u w:val="single"/>
         </w:rPr>
-        <w:t xml:space="preserve">КФУ, Институт </w:t>
+        <w:t>КФУ</w:t>
+      </w:r>
+      <w:proofErr w:type="gramEnd"/>
+      <w:r>
+        <w:rPr>
+          <w:sz w:val="26"/>
+          <w:szCs w:val="26"/>
+          <w:u w:val="single"/>
+        </w:rPr>
+        <w:t xml:space="preserve">, Институт </w:t>
       </w:r>
       <w:proofErr w:type="spellStart"/>
       <w:r>
@@ -460,13 +510,17 @@
         <w:rPr>
           <w:sz w:val="26"/>
           <w:szCs w:val="26"/>
+          <w:u w:val="single"/>
         </w:rPr>
-        <w:t>________________________________________________</w:t>
+        <w:tab/>
       </w:r>
     </w:p>
     <w:p>
       <w:pPr>
-        <w:jc w:val="center"/>
+        <w:tabs>
+          <w:tab w:val="center" w:pos="4960"/>
+        </w:tabs>
+        <w:jc w:val="left"/>
         <w:rPr>
           <w:bCs/>
           <w:i/>
@@ -482,21 +536,23 @@
           <w:szCs w:val="26"/>
           <w:vertAlign w:val="subscript"/>
         </w:rPr>
-        <w:t xml:space="preserve">                                               (</w:t>
+        <w:tab/>
       </w:r>
       <w:r>
         <w:rPr>
           <w:bCs/>
-          <w:i/>
           <w:sz w:val="26"/>
           <w:szCs w:val="26"/>
           <w:vertAlign w:val="subscript"/>
         </w:rPr>
-        <w:t>наименование организации/ведомства)</w:t>
+        <w:t xml:space="preserve">(наименование организации/ведомства)</w:t>
       </w:r>
     </w:p>
     <w:p>
       <w:pPr>
+        <w:tabs>
+          <w:tab w:val="right" w:pos="9921"/>
+        </w:tabs>
         <w:rPr>
           <w:sz w:val="26"/>
           <w:szCs w:val="26"/>
@@ -540,19 +596,41 @@
           <w:szCs w:val="26"/>
           <w:u w:val="single"/>
         </w:rPr>
-        <w:t>, 1 курс,  группа 09-535</w:t>
+        <w:t xml:space="preserve">, 1 </w:t>
+      </w:r>
+      <w:proofErr w:type="gramStart"/>
+      <w:r>
+        <w:rPr>
+          <w:sz w:val="26"/>
+          <w:szCs w:val="26"/>
+          <w:u w:val="single"/>
+        </w:rPr>
+        <w:t>курс,  группа</w:t>
+      </w:r>
+      <w:proofErr w:type="gramEnd"/>
+      <w:r>
+        <w:rPr>
+          <w:sz w:val="26"/>
+          <w:szCs w:val="26"/>
+          <w:u w:val="single"/>
+        </w:rPr>
+        <w:t xml:space="preserve"> 09-535</w:t>
       </w:r>
       <w:r>
         <w:rPr>
           <w:sz w:val="26"/>
           <w:szCs w:val="26"/>
+          <w:u w:val="single"/>
         </w:rPr>
-        <w:t>_______________</w:t>
+        <w:tab/>
       </w:r>
     </w:p>
     <w:p>
       <w:pPr>
-        <w:jc w:val="center"/>
+        <w:tabs>
+          <w:tab w:val="center" w:pos="5790"/>
+        </w:tabs>
+        <w:jc w:val="left"/>
         <w:rPr>
           <w:i/>
           <w:sz w:val="20"/>
@@ -565,7 +643,15 @@
           <w:sz w:val="20"/>
           <w:szCs w:val="20"/>
         </w:rPr>
-        <w:t>(ФИО, курс, группа)</w:t>
+        <w:tab/>
+      </w:r>
+      <w:r>
+        <w:rPr>
+          <w:i/>
+          <w:sz w:val="20"/>
+          <w:szCs w:val="20"/>
+        </w:rPr>
+        <w:t xml:space="preserve">(ФИО, курс, группа)</w:t>
       </w:r>
     </w:p>
     <w:p>
@@ -589,7 +675,14 @@
           <w:szCs w:val="26"/>
           <w:u w:val="single"/>
         </w:rPr>
-        <w:t xml:space="preserve">с 09.02.2026 – 06.06.2026  </w:t>
+        <w:t xml:space="preserve">с 09.02.2026 – 06.06.2026</w:t>
+      </w:r>
+      <w:r>
+        <w:rPr>
+          <w:sz w:val="26"/>
+          <w:szCs w:val="26"/>
+        </w:rPr>
+        <w:t xml:space="preserve"> </w:t>
       </w:r>
     </w:p>
     <w:p>
@@ -604,6 +697,9 @@
     </w:p>
     <w:p>
       <w:pPr>
+        <w:tabs>
+          <w:tab w:val="right" w:pos="9921"/>
+        </w:tabs>
         <w:spacing w:line="0" w:lineRule="atLeast"/>
         <w:rPr>
           <w:sz w:val="26"/>
@@ -615,7 +711,7 @@
           <w:sz w:val="26"/>
           <w:szCs w:val="26"/>
         </w:rPr>
-        <w:t>Руководитель практики от Университета __</w:t>
+        <w:t xml:space="preserve">Руководитель практики от Университета </w:t>
       </w:r>
       <w:r>
         <w:rPr>
@@ -629,12 +725,16 @@
         <w:rPr>
           <w:sz w:val="26"/>
           <w:szCs w:val="26"/>
+          <w:u w:val="single"/>
         </w:rPr>
-        <w:t>_________</w:t>
+        <w:tab/>
       </w:r>
     </w:p>
     <w:p>
       <w:pPr>
+        <w:tabs>
+          <w:tab w:val="center" w:pos="7270"/>
+        </w:tabs>
         <w:spacing w:line="0" w:lineRule="atLeast"/>
         <w:rPr>
           <w:i/>
@@ -648,7 +748,15 @@
           <w:sz w:val="20"/>
           <w:szCs w:val="20"/>
         </w:rPr>
-        <w:t xml:space="preserve">                                                                                                                    (ФИО, должность, ученое звание)</w:t>
+        <w:tab/>
+      </w:r>
+      <w:r>
+        <w:rPr>
+          <w:i/>
+          <w:sz w:val="20"/>
+          <w:szCs w:val="20"/>
+        </w:rPr>
+        <w:t xml:space="preserve">(ФИО, должность, ученое звание)</w:t>
       </w:r>
     </w:p>
     <w:p>
@@ -907,7 +1015,7 @@
                 <w:szCs w:val="26"/>
                 <w:u w:val="single"/>
               </w:rPr>
-              <w:t>09.02</w:t>
+              <w:t xml:space="preserve">09.02</w:t>
             </w:r>
             <w:r>
               <w:rPr>
@@ -915,7 +1023,7 @@
                 <w:sz w:val="26"/>
                 <w:szCs w:val="26"/>
               </w:rPr>
-              <w:t xml:space="preserve"> по </w:t>
+              <w:t xml:space="preserve"> по </w:t>
             </w:r>
             <w:r>
               <w:rPr>
@@ -924,7 +1032,7 @@
                 <w:szCs w:val="26"/>
                 <w:u w:val="single"/>
               </w:rPr>
-              <w:t>31.03</w:t>
+              <w:t xml:space="preserve">31.03</w:t>
             </w:r>
             <w:r>
               <w:rPr>
@@ -1006,7 +1114,7 @@
                 <w:sz w:val="26"/>
                 <w:szCs w:val="26"/>
               </w:rPr>
-              <w:t>Формирование критериев оценки качества моделей, постановка вычислительных экспериментов, исследование влияния параметров на результат. Обоснование выбора оптимального подхода. Рассмотрение возможных направлений улучшения существующих методов.</w:t>
+              <w:t>Формирование критериев оценки качества моделей, постановка вычислительных экспериментов, исследование влияния параметров на результат. Обоснование выбора оптимального подхода. Рассмотрение возможных направлений улучшения существующих методов (элементы научной новизны).</w:t>
             </w:r>
           </w:p>
         </w:tc>
@@ -1037,7 +1145,7 @@
                 <w:szCs w:val="26"/>
                 <w:u w:val="single"/>
               </w:rPr>
-              <w:t>09.02</w:t>
+              <w:t xml:space="preserve">09.02</w:t>
             </w:r>
             <w:r>
               <w:rPr>
@@ -1045,7 +1153,7 @@
                 <w:sz w:val="26"/>
                 <w:szCs w:val="26"/>
               </w:rPr>
-              <w:t xml:space="preserve"> по </w:t>
+              <w:t xml:space="preserve"> по </w:t>
             </w:r>
             <w:r>
               <w:rPr>
@@ -1054,7 +1162,7 @@
                 <w:szCs w:val="26"/>
                 <w:u w:val="single"/>
               </w:rPr>
-              <w:t>30.04</w:t>
+              <w:t xml:space="preserve">30.04</w:t>
             </w:r>
             <w:r>
               <w:rPr>
@@ -1136,7 +1244,16 @@
                 <w:sz w:val="26"/>
                 <w:szCs w:val="26"/>
               </w:rPr>
-              <w:t>Реализация модели, проведение серии экспериментов, анализ полученных результатов, оценка эффективности предложенного решения и возможности его улучшения.</w:t>
+              <w:t xml:space="preserve">Реализация модели, проведение серии экспериментов, анализ полученных результатов, оценка эффективности предложенного решения и возможности его </w:t>
+            </w:r>
+            <w:r>
+              <w:rPr>
+                <w:color w:val="000000"/>
+                <w:sz w:val="26"/>
+                <w:szCs w:val="26"/>
+              </w:rPr>
+              <w:lastRenderedPageBreak/>
+              <w:t>улучшения.</w:t>
             </w:r>
           </w:p>
         </w:tc>
@@ -1167,7 +1284,7 @@
                 <w:szCs w:val="26"/>
                 <w:u w:val="single"/>
               </w:rPr>
-              <w:t>01.04</w:t>
+              <w:t xml:space="preserve">01.04</w:t>
             </w:r>
             <w:r>
               <w:rPr>
@@ -1175,7 +1292,7 @@
                 <w:sz w:val="26"/>
                 <w:szCs w:val="26"/>
               </w:rPr>
-              <w:t xml:space="preserve"> по </w:t>
+              <w:t xml:space="preserve"> по </w:t>
             </w:r>
             <w:r>
               <w:rPr>
@@ -1184,7 +1301,7 @@
                 <w:szCs w:val="26"/>
                 <w:u w:val="single"/>
               </w:rPr>
-              <w:t>25.05</w:t>
+              <w:t xml:space="preserve">25.05</w:t>
             </w:r>
             <w:r>
               <w:rPr>
@@ -1244,7 +1361,6 @@
                 <w:sz w:val="26"/>
                 <w:szCs w:val="26"/>
               </w:rPr>
-              <w:lastRenderedPageBreak/>
               <w:t>4.</w:t>
             </w:r>
           </w:p>
@@ -1362,7 +1478,7 @@
                 <w:szCs w:val="26"/>
                 <w:u w:val="single"/>
               </w:rPr>
-              <w:t xml:space="preserve">09.02 </w:t>
+              <w:t xml:space="preserve">09.02</w:t>
             </w:r>
             <w:r>
               <w:rPr>
@@ -1370,7 +1486,7 @@
                 <w:sz w:val="26"/>
                 <w:szCs w:val="26"/>
               </w:rPr>
-              <w:t xml:space="preserve"> по </w:t>
+              <w:t xml:space="preserve"> по </w:t>
             </w:r>
             <w:r>
               <w:rPr>
@@ -1379,7 +1495,7 @@
                 <w:szCs w:val="26"/>
                 <w:u w:val="single"/>
               </w:rPr>
-              <w:t> 30.04</w:t>
+              <w:t xml:space="preserve">30.04</w:t>
             </w:r>
           </w:p>
           <w:p>
@@ -1512,7 +1628,7 @@
                 <w:szCs w:val="26"/>
                 <w:u w:val="single"/>
               </w:rPr>
-              <w:t xml:space="preserve">25.05 </w:t>
+              <w:t xml:space="preserve">25.05</w:t>
             </w:r>
             <w:r>
               <w:rPr>
@@ -1520,7 +1636,7 @@
                 <w:sz w:val="26"/>
                 <w:szCs w:val="26"/>
               </w:rPr>
-              <w:t xml:space="preserve"> по </w:t>
+              <w:t xml:space="preserve"> по </w:t>
             </w:r>
             <w:r>
               <w:rPr>
@@ -1529,7 +1645,7 @@
                 <w:szCs w:val="26"/>
                 <w:u w:val="single"/>
               </w:rPr>
-              <w:t> 06.06   </w:t>
+              <w:t xml:space="preserve">06.06</w:t>
             </w:r>
             <w:r>
               <w:rPr>
@@ -1633,8 +1749,13 @@
     <w:p>
       <w:pPr>
         <w:tabs>
-          <w:tab w:val="left" w:pos="4820"/>
-          <w:tab w:val="left" w:pos="7371"/>
+          <w:tab w:val="center" w:pos="2100"/>
+          <w:tab w:val="left" w:pos="4200"/>
+          <w:tab w:val="left" w:pos="4700"/>
+          <w:tab w:val="left" w:pos="6900"/>
+          <w:tab w:val="left" w:pos="7300"/>
+          <w:tab w:val="center" w:pos="8610"/>
+          <w:tab w:val="right" w:pos="9921"/>
         </w:tabs>
         <w:spacing w:line="240" w:lineRule="atLeast"/>
         <w:ind w:right="-142"/>
@@ -1649,20 +1770,21 @@
           <w:szCs w:val="26"/>
           <w:u w:val="single"/>
         </w:rPr>
-        <w:t xml:space="preserve">               Доцент КСАИТ                 </w:t>
+        <w:tab/>
       </w:r>
       <w:r>
         <w:rPr>
           <w:sz w:val="26"/>
           <w:szCs w:val="26"/>
+          <w:u w:val="single"/>
         </w:rPr>
-        <w:tab/>
-        <w:t xml:space="preserve">__________________ </w:t>
+        <w:t xml:space="preserve">Доцент КСАИТ</w:t>
       </w:r>
       <w:r>
         <w:rPr>
           <w:sz w:val="26"/>
           <w:szCs w:val="26"/>
+          <w:u w:val="single"/>
         </w:rPr>
         <w:tab/>
       </w:r>
@@ -1679,14 +1801,46 @@
           <w:szCs w:val="26"/>
           <w:u w:val="single"/>
         </w:rPr>
-        <w:t>Андрианова А.А.</w:t>
+        <w:tab/>
+      </w:r>
+      <w:r>
+        <w:rPr>
+          <w:sz w:val="26"/>
+          <w:szCs w:val="26"/>
+        </w:rPr>
+        <w:tab/>
+      </w:r>
+      <w:r>
+        <w:rPr>
+          <w:sz w:val="26"/>
+          <w:szCs w:val="26"/>
+          <w:u w:val="single"/>
+        </w:rPr>
+        <w:tab/>
+      </w:r>
+      <w:r>
+        <w:rPr>
+          <w:sz w:val="26"/>
+          <w:szCs w:val="26"/>
+          <w:u w:val="single"/>
+        </w:rPr>
+        <w:t xml:space="preserve">Андрианова А.А.</w:t>
+      </w:r>
+      <w:r>
+        <w:rPr>
+          <w:sz w:val="26"/>
+          <w:szCs w:val="26"/>
+          <w:u w:val="single"/>
+        </w:rPr>
+        <w:tab/>
       </w:r>
     </w:p>
     <w:p>
       <w:pPr>
         <w:tabs>
-          <w:tab w:val="left" w:pos="5387"/>
-          <w:tab w:val="left" w:pos="8222"/>
+          <w:tab w:val="center" w:pos="2100"/>
+          <w:tab w:val="center" w:pos="5800"/>
+          <w:tab w:val="center" w:pos="8610"/>
         </w:tabs>
         <w:spacing w:line="240" w:lineRule="atLeast"/>
         <w:ind w:left="-567" w:right="-142" w:firstLine="567"/>
@@ -1699,10 +1853,10 @@
       <w:r>
         <w:rPr>
           <w:i/>
-          <w:sz w:val="26"/>
-          <w:szCs w:val="26"/>
+          <w:sz w:val="20"/>
+          <w:szCs w:val="20"/>
         </w:rPr>
-        <w:t xml:space="preserve">                   </w:t>
+        <w:tab/>
       </w:r>
       <w:r>
         <w:rPr>
@@ -1710,7 +1864,7 @@
           <w:sz w:val="20"/>
           <w:szCs w:val="20"/>
         </w:rPr>
-        <w:t>(должность, ученое звание)</w:t>
+        <w:t xml:space="preserve">(должность, ученое звание)</w:t>
       </w:r>
       <w:r>
         <w:rPr>
@@ -1719,7 +1873,14 @@
           <w:szCs w:val="20"/>
         </w:rPr>
         <w:tab/>
-        <w:t xml:space="preserve">(подпись)                                   </w:t>
+      </w:r>
+      <w:r>
+        <w:rPr>
+          <w:i/>
+          <w:sz w:val="20"/>
+          <w:szCs w:val="20"/>
+        </w:rPr>
+        <w:t xml:space="preserve">(подпись)</w:t>
       </w:r>
       <w:r>
         <w:rPr>
@@ -1728,7 +1889,14 @@
           <w:szCs w:val="20"/>
         </w:rPr>
         <w:tab/>
-        <w:t>(ФИО)</w:t>
+      </w:r>
+      <w:r>
+        <w:rPr>
+          <w:i/>
+          <w:sz w:val="20"/>
+          <w:szCs w:val="20"/>
+        </w:rPr>
+        <w:t xml:space="preserve">(ФИО)</w:t>
       </w:r>
     </w:p>
     <w:p>
@@ -1762,8 +1930,13 @@
     <w:p>
       <w:pPr>
         <w:tabs>
-          <w:tab w:val="left" w:pos="4820"/>
-          <w:tab w:val="left" w:pos="7371"/>
+          <w:tab w:val="center" w:pos="2100"/>
+          <w:tab w:val="left" w:pos="4200"/>
+          <w:tab w:val="left" w:pos="4700"/>
+          <w:tab w:val="left" w:pos="6900"/>
+          <w:tab w:val="left" w:pos="7300"/>
+          <w:tab w:val="center" w:pos="8610"/>
+          <w:tab w:val="right" w:pos="9921"/>
         </w:tabs>
         <w:spacing w:line="240" w:lineRule="atLeast"/>
         <w:ind w:right="-142"/>
@@ -1779,7 +1952,7 @@
           <w:szCs w:val="26"/>
           <w:u w:val="single"/>
         </w:rPr>
-        <w:t xml:space="preserve"> </w:t>
+        <w:tab/>
       </w:r>
       <w:r>
         <w:rPr>
@@ -1787,20 +1960,13 @@
           <w:szCs w:val="26"/>
           <w:u w:val="single"/>
         </w:rPr>
-        <w:t>Доцент, заведующий кафедры САИТ</w:t>
+        <w:t xml:space="preserve">Доцент, заведующий кафедры САИТ</w:t>
       </w:r>
       <w:r>
         <w:rPr>
           <w:sz w:val="26"/>
           <w:szCs w:val="26"/>
-        </w:rPr>
-        <w:tab/>
-        <w:t xml:space="preserve">__________________ </w:t>
-      </w:r>
-      <w:r>
-        <w:rPr>
-          <w:sz w:val="26"/>
-          <w:szCs w:val="26"/>
+          <w:u w:val="single"/>
         </w:rPr>
         <w:tab/>
       </w:r>
@@ -1817,14 +1983,46 @@
           <w:szCs w:val="26"/>
           <w:u w:val="single"/>
         </w:rPr>
-        <w:t>Васильев А. В.</w:t>
+        <w:tab/>
+      </w:r>
+      <w:r>
+        <w:rPr>
+          <w:sz w:val="26"/>
+          <w:szCs w:val="26"/>
+        </w:rPr>
+        <w:tab/>
+      </w:r>
+      <w:r>
+        <w:rPr>
+          <w:sz w:val="26"/>
+          <w:szCs w:val="26"/>
+          <w:u w:val="single"/>
+        </w:rPr>
+        <w:tab/>
+      </w:r>
+      <w:r>
+        <w:rPr>
+          <w:sz w:val="26"/>
+          <w:szCs w:val="26"/>
+          <w:u w:val="single"/>
+        </w:rPr>
+        <w:t xml:space="preserve">Васильев А. В.</w:t>
+      </w:r>
+      <w:r>
+        <w:rPr>
+          <w:sz w:val="26"/>
+          <w:szCs w:val="26"/>
+          <w:u w:val="single"/>
+        </w:rPr>
+        <w:tab/>
       </w:r>
     </w:p>
     <w:p>
       <w:pPr>
         <w:tabs>
-          <w:tab w:val="left" w:pos="5387"/>
-          <w:tab w:val="left" w:pos="8222"/>
+          <w:tab w:val="center" w:pos="2100"/>
+          <w:tab w:val="center" w:pos="5800"/>
+          <w:tab w:val="center" w:pos="8610"/>
         </w:tabs>
         <w:spacing w:line="240" w:lineRule="atLeast"/>
         <w:ind w:left="-567" w:right="-142" w:firstLine="567"/>
@@ -1837,10 +2035,10 @@
       <w:r>
         <w:rPr>
           <w:i/>
-          <w:sz w:val="26"/>
-          <w:szCs w:val="26"/>
+          <w:sz w:val="20"/>
+          <w:szCs w:val="20"/>
         </w:rPr>
-        <w:t xml:space="preserve">                   </w:t>
+        <w:tab/>
       </w:r>
       <w:r>
         <w:rPr>
@@ -1848,7 +2046,7 @@
           <w:sz w:val="20"/>
           <w:szCs w:val="20"/>
         </w:rPr>
-        <w:t>(должность, ученое звание)</w:t>
+        <w:t xml:space="preserve">(должность, ученое звание)</w:t>
       </w:r>
       <w:r>
         <w:rPr>
@@ -1857,7 +2055,14 @@
           <w:szCs w:val="20"/>
         </w:rPr>
         <w:tab/>
-        <w:t xml:space="preserve">(подпись)                                   </w:t>
+      </w:r>
+      <w:r>
+        <w:rPr>
+          <w:i/>
+          <w:sz w:val="20"/>
+          <w:szCs w:val="20"/>
+        </w:rPr>
+        <w:t xml:space="preserve">(подпись)</w:t>
       </w:r>
       <w:r>
         <w:rPr>
@@ -1866,7 +2071,14 @@
           <w:szCs w:val="20"/>
         </w:rPr>
         <w:tab/>
-        <w:t>(ФИО)</w:t>
+      </w:r>
+      <w:r>
+        <w:rPr>
+          <w:i/>
+          <w:sz w:val="20"/>
+          <w:szCs w:val="20"/>
+        </w:rPr>
+        <w:t xml:space="preserve">(ФИО)</w:t>
       </w:r>
     </w:p>
     <w:p>
@@ -1881,6 +2093,14 @@
     </w:p>
     <w:p>
       <w:pPr>
+        <w:tabs>
+          <w:tab w:val="left" w:pos="700"/>
+          <w:tab w:val="left" w:pos="3300"/>
+          <w:tab w:val="left" w:pos="3700"/>
+          <w:tab w:val="center" w:pos="5100"/>
+          <w:tab w:val="left" w:pos="6500"/>
+          <w:tab w:val="left" w:pos="7000"/>
+        </w:tabs>
         <w:spacing w:line="240" w:lineRule="atLeast"/>
         <w:ind w:right="-142"/>
         <w:rPr>
@@ -1915,8 +2135,7 @@
           <w:sz w:val="26"/>
           <w:szCs w:val="26"/>
         </w:rPr>
-        <w:tab/>
-        <w:t>__________________</w:t>
+        <w:br/>
       </w:r>
       <w:r>
         <w:rPr>
@@ -1925,36 +2144,65 @@
         </w:rPr>
         <w:tab/>
       </w:r>
-      <w:proofErr w:type="spellStart"/>
       <w:r>
         <w:rPr>
           <w:sz w:val="26"/>
           <w:szCs w:val="26"/>
           <w:u w:val="single"/>
         </w:rPr>
-        <w:t>Филадельфов</w:t>
+        <w:tab/>
       </w:r>
-      <w:proofErr w:type="spellEnd"/>
+      <w:r>
+        <w:rPr>
+          <w:sz w:val="26"/>
+          <w:szCs w:val="26"/>
+        </w:rPr>
+        <w:tab/>
+      </w:r>
       <w:r>
         <w:rPr>
           <w:sz w:val="26"/>
           <w:szCs w:val="26"/>
           <w:u w:val="single"/>
         </w:rPr>
-        <w:t xml:space="preserve"> Т. Г.</w:t>
+        <w:tab/>
+      </w:r>
+      <w:r>
+        <w:rPr>
+          <w:sz w:val="26"/>
+          <w:szCs w:val="26"/>
+          <w:u w:val="single"/>
+        </w:rPr>
+        <w:t xml:space="preserve">Филадельфов Т. Г.</w:t>
+      </w:r>
+      <w:r>
+        <w:rPr>
+          <w:sz w:val="26"/>
+          <w:szCs w:val="26"/>
+          <w:u w:val="single"/>
+        </w:rPr>
+        <w:tab/>
       </w:r>
       <w:r>
         <w:rPr>
           <w:sz w:val="26"/>
           <w:szCs w:val="26"/>
         </w:rPr>
-        <w:t xml:space="preserve">      09.02.2026</w:t>
+        <w:tab/>
+      </w:r>
+      <w:r>
+        <w:rPr>
+          <w:sz w:val="26"/>
+          <w:szCs w:val="26"/>
+        </w:rPr>
+        <w:t xml:space="preserve">09.02.2026</w:t>
       </w:r>
     </w:p>
     <w:p>
       <w:pPr>
         <w:tabs>
-          <w:tab w:val="left" w:pos="5387"/>
+          <w:tab w:val="center" w:pos="2000"/>
+          <w:tab w:val="center" w:pos="5100"/>
         </w:tabs>
         <w:spacing w:line="240" w:lineRule="atLeast"/>
         <w:ind w:right="-142"/>
@@ -1966,10 +2214,11 @@
       </w:pPr>
       <w:r>
         <w:rPr>
-          <w:sz w:val="26"/>
-          <w:szCs w:val="26"/>
+          <w:i/>
+          <w:sz w:val="20"/>
+          <w:szCs w:val="20"/>
         </w:rPr>
-        <w:t xml:space="preserve">                         </w:t>
+        <w:tab/>
       </w:r>
       <w:r>
         <w:rPr>
@@ -1977,7 +2226,23 @@
           <w:sz w:val="20"/>
           <w:szCs w:val="20"/>
         </w:rPr>
-        <w:t>(подпись)                            (ФИО обучающегося)</w:t>
+        <w:t xml:space="preserve">(подпись)</w:t>
+      </w:r>
+      <w:r>
+        <w:rPr>
+          <w:i/>
+          <w:sz w:val="20"/>
+          <w:szCs w:val="20"/>
+        </w:rPr>
+        <w:tab/>
+      </w:r>
+      <w:r>
+        <w:rPr>
+          <w:i/>
+          <w:sz w:val="20"/>
+          <w:szCs w:val="20"/>
+        </w:rPr>
+        <w:t xml:space="preserve">(ФИО обучающегося)</w:t>
       </w:r>
     </w:p>
     <w:p>
@@ -3015,7 +3280,6 @@
   <w:style w:type="character" w:default="1" w:styleId="a0">
     <w:name w:val="Default Paragraph Font"/>
     <w:uiPriority w:val="1"/>
-    <w:semiHidden/>
     <w:unhideWhenUsed/>
   </w:style>
   <w:style w:type="table" w:default="1" w:styleId="a1">
@@ -14794,9 +15058,12 @@
 </file>
 
 <file path=customXml/item1.xml><?xml version="1.0" encoding="utf-8"?>
-<p:properties xmlns:p="http://schemas.microsoft.com/office/2006/metadata/properties" xmlns:xsi="http://www.w3.org/2001/XMLSchema-instance" xmlns:pc="http://schemas.microsoft.com/office/infopath/2007/PartnerControls">
-  <documentManagement/>
-</p:properties>
+<?mso-contentType ?>
+<FormTemplates xmlns="http://schemas.microsoft.com/sharepoint/v3/contenttype/forms">
+  <Display>DocumentLibraryForm</Display>
+  <Edit>DocumentLibraryForm</Edit>
+  <New>DocumentLibraryForm</New>
+</FormTemplates>
 </file>
 
 <file path=customXml/item2.xml><?xml version="1.0" encoding="utf-8"?>
@@ -14944,19 +15211,15 @@
 </file>
 
 <file path=customXml/item3.xml><?xml version="1.0" encoding="utf-8"?>
-<?mso-contentType ?>
-<FormTemplates xmlns="http://schemas.microsoft.com/sharepoint/v3/contenttype/forms">
-  <Display>DocumentLibraryForm</Display>
-  <Edit>DocumentLibraryForm</Edit>
-  <New>DocumentLibraryForm</New>
-</FormTemplates>
+<p:properties xmlns:p="http://schemas.microsoft.com/office/2006/metadata/properties" xmlns:xsi="http://www.w3.org/2001/XMLSchema-instance" xmlns:pc="http://schemas.microsoft.com/office/infopath/2007/PartnerControls">
+  <documentManagement/>
+</p:properties>
 </file>
 
 <file path=customXml/itemProps1.xml><?xml version="1.0" encoding="utf-8"?>
-<ds:datastoreItem xmlns:ds="http://schemas.openxmlformats.org/officeDocument/2006/customXml" ds:itemID="{657CA993-C9D5-4EBF-BD4F-7BB2DF86F5B6}">
+<ds:datastoreItem xmlns:ds="http://schemas.openxmlformats.org/officeDocument/2006/customXml" ds:itemID="{A96EEA85-9DCE-4A3C-BE9C-FF0414310118}">
   <ds:schemaRefs>
-    <ds:schemaRef ds:uri="http://schemas.microsoft.com/office/2006/metadata/properties"/>
-    <ds:schemaRef ds:uri="http://schemas.microsoft.com/office/infopath/2007/PartnerControls"/>
+    <ds:schemaRef ds:uri="http://schemas.microsoft.com/sharepoint/v3/contenttype/forms"/>
   </ds:schemaRefs>
 </ds:datastoreItem>
 </file>
@@ -14980,9 +15243,10 @@
 </file>
 
 <file path=customXml/itemProps3.xml><?xml version="1.0" encoding="utf-8"?>
-<ds:datastoreItem xmlns:ds="http://schemas.openxmlformats.org/officeDocument/2006/customXml" ds:itemID="{A96EEA85-9DCE-4A3C-BE9C-FF0414310118}">
+<ds:datastoreItem xmlns:ds="http://schemas.openxmlformats.org/officeDocument/2006/customXml" ds:itemID="{657CA993-C9D5-4EBF-BD4F-7BB2DF86F5B6}">
   <ds:schemaRefs>
-    <ds:schemaRef ds:uri="http://schemas.microsoft.com/sharepoint/v3/contenttype/forms"/>
+    <ds:schemaRef ds:uri="http://schemas.microsoft.com/office/2006/metadata/properties"/>
+    <ds:schemaRef ds:uri="http://schemas.microsoft.com/office/infopath/2007/PartnerControls"/>
   </ds:schemaRefs>
 </ds:datastoreItem>
 </file>